--- a/docs/reports/PDAC_metastatic_site_specificity_FULL.docx
+++ b/docs/reports/PDAC_metastatic_site_specificity_FULL.docx
@@ -64,7 +64,7 @@
           <w:i w:val="0"/>
           <w:sz w:val="21"/>
         </w:rPr>
-        <w:t>Metastatic pancreatic cancer is usually treated as a single disease state. Tumour deposits in the liver, the lymph nodes, the lung and the peritoneum are grouped together as metastasis, and computational work often trains a single model to recognise that state. We asked whether that grouping is justified at the level of gene expression. Using 91,496 spatially resolved expression measurements from 30 tissue sections of 13 patients, we compared how liver and lymph node metastases differ from the matched primary tumour. The two destinations share only about half of their departure from the primary, and the part that differs is immune, with B cell content the single feature that survives correction for multiple testing. The result reproduces in an independent cohort of 13 treatment naive patients covering liver, lung and peritoneal deposits, where the shifts at different sites are unrelated or opposed rather than shared, and where liver deposits are immune poor while lung deposits are immune rich. Finally we tested a prediction that follows from these observations: if tissue context governs expression, a model that predicts expression from histology should not transfer between organs. On 156 sections spanning seven organs, transfer to a new laboratory studying the same organ cost 15 percent of performance, while transfer to a different organ cost a further 37 percent. Taken together the three analyses argue that there is no single metastatic program to detect, which has direct consequences for efforts to predict metastatic behaviour from routine histology.</w:t>
+        <w:t>Metastatic pancreatic cancer is usually treated as a single disease state. Tumour deposits in the liver, the lymph nodes, the lung and the peritoneum are grouped together as metastasis, and computational work often trains a single model to recognise that state. We asked whether that grouping is justified at the level of gene expression. Using 91,496 spatially resolved expression measurements from 30 tissue sections of 13 patients, we compared how liver and lymph node metastases differ from the matched primary tumour. They differ in immune content, with B cell content the single feature that survives correction for multiple testing and rises from liver to lymph node in every patient measured at both sites. Whether the two destinations differ in their overall direction of change cannot be settled in this cohort: against a permutation null the observed alignment is not significant, and we report the limit rather than the estimate. That question is answered instead in an independent cohort of 13 treatment naive patients covering liver, lung and peritoneal deposits, where the shifts at different sites are unrelated or opposed rather than shared at every pairing, and where liver deposits are immune poor while lung deposits are immune rich. Finally we tested a prediction that follows from these observations: if tissue context governs expression, a model that predicts expression from histology should not transfer between organs. On 156 sections spanning seven organs, transfer to a new laboratory studying the same organ cost 15 percent of performance, while transfer to a different organ cost a further 37 percent. Taken together the three analyses argue that there is no single metastatic program to detect, which has direct consequences for efforts to predict metastatic behaviour from routine histology.</w:t>
       </w:r>
     </w:p>
     <w:p>
@@ -1029,6 +1029,30 @@
         <w:rPr>
           <w:sz w:val="20"/>
         </w:rPr>
+        <w:t>Because one patient contributed two liver sections, every section level difference is repeated with the patient as the unit, aggregating that patient's sections to a mean first.</w:t>
+      </w:r>
+    </w:p>
+    <w:p>
+      <w:pPr>
+        <w:pStyle w:val="ListBullet"/>
+        <w:spacing w:after="60"/>
+      </w:pPr>
+      <w:r>
+        <w:rPr>
+          <w:sz w:val="20"/>
+        </w:rPr>
+        <w:t>Alignment between two site shifts is tested against a permutation null in which the site labels are shuffled across the metastatic sections at fixed group sizes, enumerated exhaustively where the number of assignments allows. The null is not centred on zero, because both shifts are measured against the same primary centroid; the test is therefore lower tailed, asking whether the sites diverge more than an arbitrary split of the same sections would. Intervals come from resampling patients with replacement. A within site split half alignment is reported alongside, as the noise ceiling any cross site value must be read against.</w:t>
+      </w:r>
+    </w:p>
+    <w:p>
+      <w:pPr>
+        <w:pStyle w:val="ListBullet"/>
+        <w:spacing w:after="60"/>
+      </w:pPr>
+      <w:r>
+        <w:rPr>
+          <w:sz w:val="20"/>
+        </w:rPr>
         <w:t>Classification uses logistic regression with leave one patient out cross validation and pooled out of fold balanced accuracy. A null distribution is built by relabelling primary sections into two arbitrary groups and repeating the procedure.</w:t>
       </w:r>
     </w:p>
@@ -1794,7 +1818,7 @@
           <w:rFonts w:ascii="Calibri" w:hAnsi="Calibri"/>
           <w:color w:val="12161D"/>
         </w:rPr>
-        <w:t>4.2 Objective 2. The two sites share about half a program, and differ in immune content</w:t>
+        <w:t>4.2 Objective 2. The two sites differ in immune content; the global geometry is beyond what this cohort can resolve</w:t>
       </w:r>
     </w:p>
     <w:p>
@@ -1807,7 +1831,7 @@
           <w:i w:val="0"/>
           <w:sz w:val="21"/>
         </w:rPr>
-        <w:t>For each site we computed the shift away from the matched primary tumour across 42 features, then measured how far the two shifts point in the same direction. The alignment is +0.547, so roughly half of what happens when a tumour becomes a metastasis is common to both destinations and the rest depends on where it landed.</w:t>
+        <w:t>For each site we computed the shift away from the matched primary tumour across 42 features, then measured how far the two shifts point in the same direction. The alignment is +0.547. That number cannot be read on its own, because the null for it is not zero: both shifts are measured against the same primary centroid and therefore share a becoming a metastasis component by construction. If the two destinations ran an identical program the alignment would sit near one, limited only by sampling noise. The question is whether the observed value is lower than that, so the test is a lower tailed one.</w:t>
       </w:r>
     </w:p>
     <w:p>
@@ -1820,7 +1844,33 @@
           <w:i w:val="0"/>
           <w:sz w:val="21"/>
         </w:rPr>
-        <w:t>Testing the 42 features individually at section level, two survive correction. B cell content is higher in lymph node deposits with a large effect size and agrees in all four patients who provided both sites. Hepatocyte content is higher in liver deposits, which is a positive control: an analysis that failed to find liver cells in liver metastases would be broken.</w:t>
+        <w:t>Permuting the site labels across the fourteen metastatic sections at fixed group sizes, with all 2002 assignments enumerated exactly, places the null at a median of +0.756. The observed value gives P(null &lt;= observed) = 0.144, and the alignment would have to fall below +0.396 to reach one sided significance. Two halves of the lymph node group agree with each other at +0.572, which is indistinguishable from the cross site value. Resampling patients gives a 95 percent interval of [+0.019, +0.762].</w:t>
+      </w:r>
+    </w:p>
+    <w:p>
+      <w:pPr>
+        <w:spacing w:after="160"/>
+      </w:pPr>
+      <w:r>
+        <w:rPr>
+          <w:b w:val="0"/>
+          <w:i w:val="0"/>
+          <w:sz w:val="21"/>
+        </w:rPr>
+        <w:t>This is a statement about the size of the discovery cohort, not about the biology. With nine liver and five lymph node sections the global contrast cannot be resolved in either direction, and we therefore make no claim about how much of the metastatic program is shared. Objective 3 returns to the same question in a cohort that can answer it. What the discovery cohort does support is the feature level result that follows.</w:t>
+      </w:r>
+    </w:p>
+    <w:p>
+      <w:pPr>
+        <w:spacing w:after="160"/>
+      </w:pPr>
+      <w:r>
+        <w:rPr>
+          <w:b w:val="0"/>
+          <w:i w:val="0"/>
+          <w:sz w:val="21"/>
+        </w:rPr>
+        <w:t>Testing the 42 features individually, two survive correction. B cell content is higher in lymph node deposits with a large effect size and agrees in all four patients who provided both sites. Hepatocyte content is higher in liver deposits, which is a positive control: an analysis that failed to find liver cells in liver metastases would be broken. Because one patient contributed two liver sections, the same test was repeated with the patient rather than the section as the unit. The B cell effect is unchanged at +2.01 against +2.03, with q moving from 0.042 to 0.065 on the loss of one unit of n, and the same two features remain the only ones below a q of 0.10.</w:t>
       </w:r>
     </w:p>
     <w:tbl>
@@ -2212,7 +2262,7 @@
           <w:rFonts w:ascii="Calibri" w:hAnsi="Calibri"/>
           <w:color w:val="12161D"/>
         </w:rPr>
-        <w:t>4.3 Objective 3. The pattern reproduces, and is stronger without chemotherapy</w:t>
+        <w:t>4.3 Objective 3. In a cohort large enough to answer it, the sites are not running one program</w:t>
       </w:r>
     </w:p>
     <w:p>
@@ -2225,7 +2275,7 @@
           <w:i w:val="0"/>
           <w:sz w:val="21"/>
         </w:rPr>
-        <w:t>The discovery cohort covers one pair of metastatic sites and includes patients who received neoadjuvant chemotherapy. GSE274557 provides 55 sections from 13 treatment naive patients sampling primary tumour together with liver, lung and peritoneal deposits, and 11 of those patients contributed two or more different metastatic sites.</w:t>
+        <w:t>The discovery cohort covers one pair of metastatic sites, includes patients who received neoadjuvant chemotherapy, and as section 4.2 showed cannot resolve the global contrast. GSE274557 provides 55 sections from 13 treatment naive patients sampling primary tumour together with liver, lung and peritoneal deposits, and 11 of those patients contributed two or more different metastatic sites. This is where the question is settled, and it is settled at all three pairings.</w:t>
       </w:r>
     </w:p>
     <w:tbl>
@@ -2236,14 +2286,16 @@
         <w:tblLook w:firstColumn="1" w:firstRow="1" w:lastColumn="0" w:lastRow="0" w:noHBand="0" w:noVBand="1" w:val="04A0"/>
       </w:tblPr>
       <w:tblGrid>
-        <w:gridCol w:w="3168"/>
-        <w:gridCol w:w="3168"/>
-        <w:gridCol w:w="3168"/>
+        <w:gridCol w:w="1901"/>
+        <w:gridCol w:w="1901"/>
+        <w:gridCol w:w="1901"/>
+        <w:gridCol w:w="1901"/>
+        <w:gridCol w:w="1901"/>
       </w:tblGrid>
       <w:tr>
         <w:tc>
           <w:tcPr>
-            <w:tcW w:type="dxa" w:w="3600"/>
+            <w:tcW w:type="dxa" w:w="2880"/>
           </w:tcPr>
           <w:p>
             <w:r/>
@@ -2258,7 +2310,7 @@
         </w:tc>
         <w:tc>
           <w:tcPr>
-            <w:tcW w:type="dxa" w:w="2736"/>
+            <w:tcW w:type="dxa" w:w="1584"/>
           </w:tcPr>
           <w:p>
             <w:r/>
@@ -2267,13 +2319,13 @@
                 <w:b/>
                 <w:sz w:val="18"/>
               </w:rPr>
-              <w:t>Alignment, all features</w:t>
+              <w:t>Alignment</w:t>
             </w:r>
           </w:p>
         </w:tc>
         <w:tc>
           <w:tcPr>
-            <w:tcW w:type="dxa" w:w="3024"/>
+            <w:tcW w:type="dxa" w:w="2016"/>
           </w:tcPr>
           <w:p>
             <w:r/>
@@ -2282,7 +2334,37 @@
                 <w:b/>
                 <w:sz w:val="18"/>
               </w:rPr>
-              <w:t>Alignment, organ markers removed</w:t>
+              <w:t>Organ markers removed</w:t>
+            </w:r>
+          </w:p>
+        </w:tc>
+        <w:tc>
+          <w:tcPr>
+            <w:tcW w:type="dxa" w:w="1728"/>
+          </w:tcPr>
+          <w:p>
+            <w:r/>
+            <w:r>
+              <w:rPr>
+                <w:b/>
+                <w:sz w:val="18"/>
+              </w:rPr>
+              <w:t>Permutation null</w:t>
+            </w:r>
+          </w:p>
+        </w:tc>
+        <w:tc>
+          <w:tcPr>
+            <w:tcW w:type="dxa" w:w="1728"/>
+          </w:tcPr>
+          <w:p>
+            <w:r/>
+            <w:r>
+              <w:rPr>
+                <w:b/>
+                <w:sz w:val="18"/>
+              </w:rPr>
+              <w:t>P(null &lt;= obs)</w:t>
             </w:r>
           </w:p>
         </w:tc>
@@ -2290,7 +2372,7 @@
       <w:tr>
         <w:tc>
           <w:tcPr>
-            <w:tcW w:type="dxa" w:w="3600"/>
+            <w:tcW w:type="dxa" w:w="2880"/>
           </w:tcPr>
           <w:p>
             <w:r/>
@@ -2304,7 +2386,7 @@
         </w:tc>
         <w:tc>
           <w:tcPr>
-            <w:tcW w:type="dxa" w:w="2736"/>
+            <w:tcW w:type="dxa" w:w="1584"/>
           </w:tcPr>
           <w:p>
             <w:r/>
@@ -2318,7 +2400,7 @@
         </w:tc>
         <w:tc>
           <w:tcPr>
-            <w:tcW w:type="dxa" w:w="3024"/>
+            <w:tcW w:type="dxa" w:w="2016"/>
           </w:tcPr>
           <w:p>
             <w:r/>
@@ -2330,11 +2412,39 @@
             </w:r>
           </w:p>
         </w:tc>
+        <w:tc>
+          <w:tcPr>
+            <w:tcW w:type="dxa" w:w="1728"/>
+          </w:tcPr>
+          <w:p>
+            <w:r/>
+            <w:r>
+              <w:rPr>
+                <w:sz w:val="18"/>
+              </w:rPr>
+              <w:t>+0.630</w:t>
+            </w:r>
+          </w:p>
+        </w:tc>
+        <w:tc>
+          <w:tcPr>
+            <w:tcW w:type="dxa" w:w="1728"/>
+          </w:tcPr>
+          <w:p>
+            <w:r/>
+            <w:r>
+              <w:rPr>
+                <w:sz w:val="18"/>
+              </w:rPr>
+              <w:t>0.0005</w:t>
+            </w:r>
+          </w:p>
+        </w:tc>
       </w:tr>
       <w:tr>
         <w:tc>
           <w:tcPr>
-            <w:tcW w:type="dxa" w:w="3600"/>
+            <w:tcW w:type="dxa" w:w="2880"/>
           </w:tcPr>
           <w:p>
             <w:r/>
@@ -2348,7 +2458,7 @@
         </w:tc>
         <w:tc>
           <w:tcPr>
-            <w:tcW w:type="dxa" w:w="2736"/>
+            <w:tcW w:type="dxa" w:w="1584"/>
           </w:tcPr>
           <w:p>
             <w:r/>
@@ -2362,7 +2472,7 @@
         </w:tc>
         <w:tc>
           <w:tcPr>
-            <w:tcW w:type="dxa" w:w="3024"/>
+            <w:tcW w:type="dxa" w:w="2016"/>
           </w:tcPr>
           <w:p>
             <w:r/>
@@ -2374,11 +2484,39 @@
             </w:r>
           </w:p>
         </w:tc>
+        <w:tc>
+          <w:tcPr>
+            <w:tcW w:type="dxa" w:w="1728"/>
+          </w:tcPr>
+          <w:p>
+            <w:r/>
+            <w:r>
+              <w:rPr>
+                <w:sz w:val="18"/>
+              </w:rPr>
+              <w:t>+0.717</w:t>
+            </w:r>
+          </w:p>
+        </w:tc>
+        <w:tc>
+          <w:tcPr>
+            <w:tcW w:type="dxa" w:w="1728"/>
+          </w:tcPr>
+          <w:p>
+            <w:r/>
+            <w:r>
+              <w:rPr>
+                <w:sz w:val="18"/>
+              </w:rPr>
+              <w:t>0.0000</w:t>
+            </w:r>
+          </w:p>
+        </w:tc>
       </w:tr>
       <w:tr>
         <w:tc>
           <w:tcPr>
-            <w:tcW w:type="dxa" w:w="3600"/>
+            <w:tcW w:type="dxa" w:w="2880"/>
           </w:tcPr>
           <w:p>
             <w:r/>
@@ -2392,7 +2530,7 @@
         </w:tc>
         <w:tc>
           <w:tcPr>
-            <w:tcW w:type="dxa" w:w="2736"/>
+            <w:tcW w:type="dxa" w:w="1584"/>
           </w:tcPr>
           <w:p>
             <w:r/>
@@ -2406,7 +2544,7 @@
         </w:tc>
         <w:tc>
           <w:tcPr>
-            <w:tcW w:type="dxa" w:w="3024"/>
+            <w:tcW w:type="dxa" w:w="2016"/>
           </w:tcPr>
           <w:p>
             <w:r/>
@@ -2418,11 +2556,39 @@
             </w:r>
           </w:p>
         </w:tc>
+        <w:tc>
+          <w:tcPr>
+            <w:tcW w:type="dxa" w:w="1728"/>
+          </w:tcPr>
+          <w:p>
+            <w:r/>
+            <w:r>
+              <w:rPr>
+                <w:sz w:val="18"/>
+              </w:rPr>
+              <w:t>+0.177</w:t>
+            </w:r>
+          </w:p>
+        </w:tc>
+        <w:tc>
+          <w:tcPr>
+            <w:tcW w:type="dxa" w:w="1728"/>
+          </w:tcPr>
+          <w:p>
+            <w:r/>
+            <w:r>
+              <w:rPr>
+                <w:sz w:val="18"/>
+              </w:rPr>
+              <w:t>0.0123</w:t>
+            </w:r>
+          </w:p>
+        </w:tc>
       </w:tr>
       <w:tr>
         <w:tc>
           <w:tcPr>
-            <w:tcW w:type="dxa" w:w="3600"/>
+            <w:tcW w:type="dxa" w:w="2880"/>
           </w:tcPr>
           <w:p>
             <w:r/>
@@ -2436,7 +2602,7 @@
         </w:tc>
         <w:tc>
           <w:tcPr>
-            <w:tcW w:type="dxa" w:w="2736"/>
+            <w:tcW w:type="dxa" w:w="1584"/>
           </w:tcPr>
           <w:p>
             <w:r/>
@@ -2450,7 +2616,7 @@
         </w:tc>
         <w:tc>
           <w:tcPr>
-            <w:tcW w:type="dxa" w:w="3024"/>
+            <w:tcW w:type="dxa" w:w="2016"/>
           </w:tcPr>
           <w:p>
             <w:r/>
@@ -2458,6 +2624,34 @@
               <w:rPr>
                 <w:sz w:val="18"/>
               </w:rPr>
+            </w:r>
+          </w:p>
+        </w:tc>
+        <w:tc>
+          <w:tcPr>
+            <w:tcW w:type="dxa" w:w="1728"/>
+          </w:tcPr>
+          <w:p>
+            <w:r/>
+            <w:r>
+              <w:rPr>
+                <w:sz w:val="18"/>
+              </w:rPr>
+              <w:t>+0.756</w:t>
+            </w:r>
+          </w:p>
+        </w:tc>
+        <w:tc>
+          <w:tcPr>
+            <w:tcW w:type="dxa" w:w="1728"/>
+          </w:tcPr>
+          <w:p>
+            <w:r/>
+            <w:r>
+              <w:rPr>
+                <w:sz w:val="18"/>
+              </w:rPr>
+              <w:t>0.1439</w:t>
             </w:r>
           </w:p>
         </w:tc>
@@ -2470,7 +2664,7 @@
           <w:color w:val="4A5361"/>
           <w:sz w:val="17"/>
         </w:rPr>
-        <w:t>Table 4. Alignment between the shifts at two destinations. Values near zero or below indicate that the two sites are not running one program. Removing organ contamination markers strengthens rather than explains the effect.</w:t>
+        <w:t>Table 4. Alignment between the shifts at two destinations, each against a permutation null in which site labels are shuffled at fixed group sizes. The null is well above zero because both shifts are measured from the same primary centroid. All three replication pairings fall below it; the discovery cohort's single pairing does not. Removing organ contamination markers strengthens rather than explains the effect.</w:t>
       </w:r>
     </w:p>
     <w:p/>
@@ -3568,7 +3762,7 @@
           <w:i w:val="0"/>
           <w:sz w:val="21"/>
         </w:rPr>
-        <w:t>Three analyses on three datasets point the same way. Metastatic deposits in different organs are not interchangeable samples of one disease state. About half of the transcriptional change between primary tumour and metastasis is shared between destinations, and the remainder depends on where the deposit landed. The part that differs is immune, and the direction is consistent with what is already known clinically about the liver as an immune tolerant site.</w:t>
+        <w:t>Three analyses on three datasets point the same way. Metastatic deposits in different organs are not interchangeable samples of one disease state. In the discovery cohort that shows as a difference in immune content between liver and lymph node deposits, consistent in every patient measured at both sites; the cohort is too small to say anything about the overall direction of change, and we do not. In the treatment naive replication cohort, where the question can be asked properly, the shifts at three destinations are unrelated or opposed at every pairing. The part that differs is immune, and the direction is consistent with what is already known clinically about the liver as an immune tolerant site.</w:t>
       </w:r>
     </w:p>
     <w:p>
@@ -3655,6 +3849,30 @@
         <w:rPr>
           <w:sz w:val="20"/>
         </w:rPr>
+        <w:t>The discovery cohort cannot resolve the global alignment between the two site shifts. With nine liver and five lymph node sections the alignment would have to fall below +0.396 to reach one sided significance, and two halves of the lymph node group agree with each other no better than the two sites agree. The corresponding claim rests on the replication cohort alone.</w:t>
+      </w:r>
+    </w:p>
+    <w:p>
+      <w:pPr>
+        <w:pStyle w:val="ListBullet"/>
+        <w:spacing w:after="60"/>
+      </w:pPr>
+      <w:r>
+        <w:rPr>
+          <w:sz w:val="20"/>
+        </w:rPr>
+        <w:t>The two cohorts scale their features differently before the alignment is computed, the discovery cohort on raw signature values and the replication cohort after dividing by the feature standard deviation. Both conventions are reported in the supplement and the conclusion is unchanged under either, but the two numbers are not directly comparable.</w:t>
+      </w:r>
+    </w:p>
+    <w:p>
+      <w:pPr>
+        <w:pStyle w:val="ListBullet"/>
+        <w:spacing w:after="60"/>
+      </w:pPr>
+      <w:r>
+        <w:rPr>
+          <w:sz w:val="20"/>
+        </w:rPr>
         <w:t>The paired test cannot reach significance with four patients. Its value lies in the consistency of direction, not in a p value.</w:t>
       </w:r>
     </w:p>
@@ -3728,7 +3946,7 @@
           <w:i w:val="0"/>
           <w:sz w:val="21"/>
         </w:rPr>
-        <w:t>Where a pancreatic tumour spreads changes what it becomes. Liver and lymph node deposits share only about half of their departure from the primary tumour, the difference is immune, and the pattern reproduces in an independent treatment naive cohort covering three metastatic sites. A prediction derived from those observations, that histology to expression models should not cross organ boundaries, holds across seven organs after controlling for laboratory of origin. The practical consequence for the original aim of this project is that metastatic behaviour is not one target, and predicting it from histology will require targets defined per site rather than pooled.</w:t>
+        <w:t>Where a pancreatic tumour spreads changes what it becomes. Liver and lymph node deposits differ in immune content, consistently and in every patient measured at both sites, and in an independent treatment naive cohort covering three metastatic sites the departures from the primary tumour are unrelated or opposed rather than shared. A prediction derived from those observations, that histology to expression models should not cross organ boundaries, holds across seven organs after controlling for laboratory of origin. The practical consequence for the original aim of this project is that metastatic behaviour is not one target, and predicting it from histology will require targets defined per site rather than pooled.</w:t>
       </w:r>
     </w:p>
     <w:p>
@@ -4154,6 +4372,50 @@
                 <w:sz w:val="18"/>
               </w:rPr>
               <w:t>Outputs/stage1a_full_cohort_residcaf</w:t>
+            </w:r>
+          </w:p>
+        </w:tc>
+      </w:tr>
+      <w:tr>
+        <w:tc>
+          <w:tcPr>
+            <w:tcW w:type="dxa" w:w="2448"/>
+          </w:tcPr>
+          <w:p>
+            <w:r/>
+            <w:r>
+              <w:rPr>
+                <w:sz w:val="18"/>
+              </w:rPr>
+              <w:t>Nulls and intervals, sections 4.2 and 4.3</w:t>
+            </w:r>
+          </w:p>
+        </w:tc>
+        <w:tc>
+          <w:tcPr>
+            <w:tcW w:type="dxa" w:w="4176"/>
+          </w:tcPr>
+          <w:p>
+            <w:r/>
+            <w:r>
+              <w:rPr>
+                <w:sz w:val="18"/>
+              </w:rPr>
+              <w:t>04_Models/stage9_cosine_nulls.py</w:t>
+            </w:r>
+          </w:p>
+        </w:tc>
+        <w:tc>
+          <w:tcPr>
+            <w:tcW w:type="dxa" w:w="2736"/>
+          </w:tcPr>
+          <w:p>
+            <w:r/>
+            <w:r>
+              <w:rPr>
+                <w:sz w:val="18"/>
+              </w:rPr>
+              <w:t>Outputs/stage9_cosine_nulls</w:t>
             </w:r>
           </w:p>
         </w:tc>

--- a/docs/reports/PDAC_metastatic_site_specificity_FULL.docx
+++ b/docs/reports/PDAC_metastatic_site_specificity_FULL.docx
@@ -21,11 +21,38 @@
       <w:r>
         <w:rPr>
           <w:b w:val="0"/>
+          <w:i w:val="0"/>
+          <w:sz w:val="22"/>
+        </w:rPr>
+        <w:t>Muhammad Aamir Gulzar¹, Nabeeha Shafiq², Ashiq Masood³</w:t>
+      </w:r>
+    </w:p>
+    <w:p>
+      <w:pPr>
+        <w:spacing w:after="160"/>
+      </w:pPr>
+      <w:r>
+        <w:rPr>
+          <w:b w:val="0"/>
           <w:i/>
           <w:color w:val="4A5361"/>
-          <w:sz w:val="21"/>
+          <w:sz w:val="18"/>
         </w:rPr>
-        <w:t>Author list to be completed</w:t>
+        <w:t>¹ corresponding author.   ² contributed the distillation pipeline referenced in section 6.   ³ Indiana University School of Medicine. Affiliations and author order to be confirmed before submission.</w:t>
+      </w:r>
+    </w:p>
+    <w:p>
+      <w:pPr>
+        <w:spacing w:after="160"/>
+      </w:pPr>
+      <w:r>
+        <w:rPr>
+          <w:b w:val="0"/>
+          <w:i w:val="0"/>
+          <w:color w:val="4A5361"/>
+          <w:sz w:val="19"/>
+        </w:rPr>
+        <w:t>Keywords: pancreatic ductal adenocarcinoma, spatial transcriptomics, metastatic tropism, tumour immune microenvironment, computational pathology, foundation models</w:t>
       </w:r>
     </w:p>
     <w:p>
@@ -39,7 +66,7 @@
           <w:color w:val="4A5361"/>
           <w:sz w:val="19"/>
         </w:rPr>
-        <w:t>Detailed analysis report and supplementary methods. Draft for internal review.</w:t>
+        <w:t>Manuscript draft with supplementary methods. Analyses that remain outstanding are marked in the text as awaiting and are listed in REMAINING_WORK.md; no result below depends on them.</w:t>
       </w:r>
     </w:p>
     <w:p>
@@ -772,6 +799,73 @@
     <w:p/>
     <w:p>
       <w:pPr>
+        <w:jc w:val="center"/>
+      </w:pPr>
+      <w:r>
+        <w:drawing>
+          <wp:inline xmlns:a="http://schemas.openxmlformats.org/drawingml/2006/main" xmlns:pic="http://schemas.openxmlformats.org/drawingml/2006/picture">
+            <wp:extent cx="5852160" cy="2527710"/>
+            <wp:docPr id="1" name="Picture 1"/>
+            <wp:cNvGraphicFramePr>
+              <a:graphicFrameLocks noChangeAspect="1"/>
+            </wp:cNvGraphicFramePr>
+            <a:graphic>
+              <a:graphicData uri="http://schemas.openxmlformats.org/drawingml/2006/picture">
+                <pic:pic>
+                  <pic:nvPicPr>
+                    <pic:cNvPr id="0" name="fig1_cohort_design.png"/>
+                    <pic:cNvPicPr/>
+                  </pic:nvPicPr>
+                  <pic:blipFill>
+                    <a:blip r:embed="rId9"/>
+                    <a:stretch>
+                      <a:fillRect/>
+                    </a:stretch>
+                  </pic:blipFill>
+                  <pic:spPr>
+                    <a:xfrm>
+                      <a:off x="0" y="0"/>
+                      <a:ext cx="5852160" cy="2527710"/>
+                    </a:xfrm>
+                    <a:prstGeom prst="rect"/>
+                  </pic:spPr>
+                </pic:pic>
+              </a:graphicData>
+            </a:graphic>
+          </wp:inline>
+        </w:drawing>
+      </w:r>
+    </w:p>
+    <w:p>
+      <w:pPr>
+        <w:jc w:val="left"/>
+      </w:pPr>
+      <w:r>
+        <w:rPr>
+          <w:i/>
+          <w:color w:val="4A5361"/>
+          <w:sz w:val="17"/>
+        </w:rPr>
+        <w:t>Figure 1. Design of the discovery cohort. Nine of thirteen patients contributed a primary tumour together with at least one metastasis, and four contributed both a liver and a lymph node deposit. Those four carry every paired comparison in this report.</w:t>
+      </w:r>
+    </w:p>
+    <w:p/>
+    <w:p>
+      <w:pPr>
+        <w:spacing w:before="80" w:after="200"/>
+        <w:ind w:left="432"/>
+      </w:pPr>
+      <w:r>
+        <w:rPr>
+          <w:i/>
+          <w:color w:val="4A5361"/>
+          <w:sz w:val="20"/>
+        </w:rPr>
+        <w:t>Awaiting. Treatment status is populated for 6 of the 13 discovery patients, all at pM1, with a surgery date but no follow up and no survival endpoint. The full clinical table has been requested from the source laboratory. Until it arrives the chemotherapy exposure of the discovery cohort cannot be characterised, and the defence against that confound rests on the replication cohort being treatment naive throughout. This is stated again in the limitations.</w:t>
+      </w:r>
+    </w:p>
+    <w:p>
+      <w:pPr>
         <w:pStyle w:val="Heading2"/>
       </w:pPr>
       <w:r>
@@ -803,7 +897,7 @@
         <w:drawing>
           <wp:inline xmlns:a="http://schemas.openxmlformats.org/drawingml/2006/main" xmlns:pic="http://schemas.openxmlformats.org/drawingml/2006/picture">
             <wp:extent cx="6035040" cy="6740464"/>
-            <wp:docPr id="1" name="Picture 1"/>
+            <wp:docPr id="2" name="Picture 2"/>
             <wp:cNvGraphicFramePr>
               <a:graphicFrameLocks noChangeAspect="1"/>
             </wp:cNvGraphicFramePr>
@@ -815,7 +909,7 @@
                     <pic:cNvPicPr/>
                   </pic:nvPicPr>
                   <pic:blipFill>
-                    <a:blip r:embed="rId9"/>
+                    <a:blip r:embed="rId10"/>
                     <a:stretch>
                       <a:fillRect/>
                     </a:stretch>
@@ -844,7 +938,7 @@
           <w:color w:val="4A5361"/>
           <w:sz w:val="17"/>
         </w:rPr>
-        <w:t>Figure 1. Study design. (a) The three datasets and the question each was used to answer. (b) The three measurement channels available for every spot. They are parallel descriptions of the same tissue location, not a processing pipeline. (c) The three safeguards, each shown against the specific mistake it prevents. (d) The four objectives and how each answer produced the next question.</w:t>
+        <w:t>Figure 2. Study design. (a) The three datasets and the question each was used to answer. (b) The three measurement channels available for every spot. They are parallel descriptions of the same tissue location, not a processing pipeline. (c) The three safeguards, each shown against the specific mistake it prevents. (d) The four objectives and how each answer produced the next question.</w:t>
       </w:r>
     </w:p>
     <w:p/>
@@ -2078,6 +2172,20 @@
     <w:p/>
     <w:p>
       <w:pPr>
+        <w:spacing w:before="80" w:after="200"/>
+        <w:ind w:left="432"/>
+      </w:pPr>
+      <w:r>
+        <w:rPr>
+          <w:i/>
+          <w:color w:val="4A5361"/>
+          <w:sz w:val="20"/>
+        </w:rPr>
+        <w:t>Awaiting. The B cell measurement above is a deconvolution output. A direct marker score computed from the raw counts, averaging MS4A1, CD79A, CD19, IGHM, CD79B and BANK1 over the same purity gated spots, would remove the dependence on deconvolution altogether, with T cell and myeloid panels scored identically as negative controls. That analysis is specified but not yet run. If it disagrees with the deconvolution the claim in this section would have to be withdrawn, so it is reported here as pending rather than assumed.</w:t>
+      </w:r>
+    </w:p>
+    <w:p>
+      <w:pPr>
         <w:spacing w:after="160"/>
       </w:pPr>
       <w:r>
@@ -2097,7 +2205,7 @@
         <w:drawing>
           <wp:inline xmlns:a="http://schemas.openxmlformats.org/drawingml/2006/main" xmlns:pic="http://schemas.openxmlformats.org/drawingml/2006/picture">
             <wp:extent cx="6035040" cy="1451139"/>
-            <wp:docPr id="2" name="Picture 2"/>
+            <wp:docPr id="3" name="Picture 3"/>
             <wp:cNvGraphicFramePr>
               <a:graphicFrameLocks noChangeAspect="1"/>
             </wp:cNvGraphicFramePr>
@@ -2109,7 +2217,7 @@
                     <pic:cNvPicPr/>
                   </pic:nvPicPr>
                   <pic:blipFill>
-                    <a:blip r:embed="rId10"/>
+                    <a:blip r:embed="rId11"/>
                     <a:stretch>
                       <a:fillRect/>
                     </a:stretch>
@@ -2138,7 +2246,7 @@
           <w:color w:val="4A5361"/>
           <w:sz w:val="17"/>
         </w:rPr>
-        <w:t>Figure 2. The purity control. Liver cell contamination falls from 0.133 to 0.017 across the thresholds while the lymphoid ratio between nodal and liver deposits stays between 1.96 and 2.44. Full numbers in Appendix A.</w:t>
+        <w:t>Figure 3. The purity control. Liver cell contamination falls from 0.133 to 0.017 across the thresholds while the lymphoid ratio between nodal and liver deposits stays between 1.96 and 2.44. Full numbers in Appendix A.</w:t>
       </w:r>
     </w:p>
     <w:p/>
@@ -2150,7 +2258,7 @@
         <w:drawing>
           <wp:inline xmlns:a="http://schemas.openxmlformats.org/drawingml/2006/main" xmlns:pic="http://schemas.openxmlformats.org/drawingml/2006/picture">
             <wp:extent cx="5760720" cy="1813704"/>
-            <wp:docPr id="3" name="Picture 3"/>
+            <wp:docPr id="4" name="Picture 4"/>
             <wp:cNvGraphicFramePr>
               <a:graphicFrameLocks noChangeAspect="1"/>
             </wp:cNvGraphicFramePr>
@@ -2162,7 +2270,7 @@
                     <pic:cNvPicPr/>
                   </pic:nvPicPr>
                   <pic:blipFill>
-                    <a:blip r:embed="rId11"/>
+                    <a:blip r:embed="rId12"/>
                     <a:stretch>
                       <a:fillRect/>
                     </a:stretch>
@@ -2191,7 +2299,7 @@
           <w:color w:val="4A5361"/>
           <w:sz w:val="17"/>
         </w:rPr>
-        <w:t>Figure 3. B cell content. Left, the four patients measured at both sites; every one rises from liver to lymph node. Right, all sections with primaries shown for reference.</w:t>
+        <w:t>Figure 4. B cell content. Left, the four patients measured at both sites; every one rises from liver to lymph node. Right, all sections with primaries shown for reference.</w:t>
       </w:r>
     </w:p>
     <w:p/>
@@ -2202,8 +2310,61 @@
       <w:r>
         <w:drawing>
           <wp:inline xmlns:a="http://schemas.openxmlformats.org/drawingml/2006/main" xmlns:pic="http://schemas.openxmlformats.org/drawingml/2006/picture">
+            <wp:extent cx="5669280" cy="3797085"/>
+            <wp:docPr id="5" name="Picture 5"/>
+            <wp:cNvGraphicFramePr>
+              <a:graphicFrameLocks noChangeAspect="1"/>
+            </wp:cNvGraphicFramePr>
+            <a:graphic>
+              <a:graphicData uri="http://schemas.openxmlformats.org/drawingml/2006/picture">
+                <pic:pic>
+                  <pic:nvPicPr>
+                    <pic:cNvPr id="0" name="fig4_effect_sizes.png"/>
+                    <pic:cNvPicPr/>
+                  </pic:nvPicPr>
+                  <pic:blipFill>
+                    <a:blip r:embed="rId13"/>
+                    <a:stretch>
+                      <a:fillRect/>
+                    </a:stretch>
+                  </pic:blipFill>
+                  <pic:spPr>
+                    <a:xfrm>
+                      <a:off x="0" y="0"/>
+                      <a:ext cx="5669280" cy="3797085"/>
+                    </a:xfrm>
+                    <a:prstGeom prst="rect"/>
+                  </pic:spPr>
+                </pic:pic>
+              </a:graphicData>
+            </a:graphic>
+          </wp:inline>
+        </w:drawing>
+      </w:r>
+    </w:p>
+    <w:p>
+      <w:pPr>
+        <w:jc w:val="left"/>
+      </w:pPr>
+      <w:r>
+        <w:rPr>
+          <w:i/>
+          <w:color w:val="4A5361"/>
+          <w:sz w:val="17"/>
+        </w:rPr>
+        <w:t>Figure 5. Effect size for all 42 features. Two clear the correction: B cell content, higher in lymph node deposits, and hepatocyte content, higher in liver deposits. The second is a positive control rather than a finding.</w:t>
+      </w:r>
+    </w:p>
+    <w:p/>
+    <w:p>
+      <w:pPr>
+        <w:jc w:val="center"/>
+      </w:pPr>
+      <w:r>
+        <w:drawing>
+          <wp:inline xmlns:a="http://schemas.openxmlformats.org/drawingml/2006/main" xmlns:pic="http://schemas.openxmlformats.org/drawingml/2006/picture">
             <wp:extent cx="4754880" cy="3642252"/>
-            <wp:docPr id="4" name="Picture 4"/>
+            <wp:docPr id="6" name="Picture 6"/>
             <wp:cNvGraphicFramePr>
               <a:graphicFrameLocks noChangeAspect="1"/>
             </wp:cNvGraphicFramePr>
@@ -2215,7 +2376,7 @@
                     <pic:cNvPicPr/>
                   </pic:nvPicPr>
                   <pic:blipFill>
-                    <a:blip r:embed="rId12"/>
+                    <a:blip r:embed="rId14"/>
                     <a:stretch>
                       <a:fillRect/>
                     </a:stretch>
@@ -2244,10 +2405,102 @@
           <w:color w:val="4A5361"/>
           <w:sz w:val="17"/>
         </w:rPr>
-        <w:t>Figure 4. Each point is one feature, positioned by how much it changes at each destination. Under a single universal program every point would lie on the diagonal. Stromal features fall at both sites, so metastases shed the dense stroma that characterises the primary tumour.</w:t>
+        <w:t>Figure 6. Each point is one feature, positioned by how much it changes at each destination. Under a single universal program every point would lie on the diagonal. Stromal features fall at both sites, so metastases shed the dense stroma that characterises the primary tumour.</w:t>
       </w:r>
     </w:p>
     <w:p/>
+    <w:p>
+      <w:pPr>
+        <w:jc w:val="center"/>
+      </w:pPr>
+      <w:r>
+        <w:drawing>
+          <wp:inline xmlns:a="http://schemas.openxmlformats.org/drawingml/2006/main" xmlns:pic="http://schemas.openxmlformats.org/drawingml/2006/picture">
+            <wp:extent cx="6126480" cy="2892370"/>
+            <wp:docPr id="7" name="Picture 7"/>
+            <wp:cNvGraphicFramePr>
+              <a:graphicFrameLocks noChangeAspect="1"/>
+            </wp:cNvGraphicFramePr>
+            <a:graphic>
+              <a:graphicData uri="http://schemas.openxmlformats.org/drawingml/2006/picture">
+                <pic:pic>
+                  <pic:nvPicPr>
+                    <pic:cNvPr id="0" name="fig9_nulls.png"/>
+                    <pic:cNvPicPr/>
+                  </pic:nvPicPr>
+                  <pic:blipFill>
+                    <a:blip r:embed="rId15"/>
+                    <a:stretch>
+                      <a:fillRect/>
+                    </a:stretch>
+                  </pic:blipFill>
+                  <pic:spPr>
+                    <a:xfrm>
+                      <a:off x="0" y="0"/>
+                      <a:ext cx="6126480" cy="2892370"/>
+                    </a:xfrm>
+                    <a:prstGeom prst="rect"/>
+                  </pic:spPr>
+                </pic:pic>
+              </a:graphicData>
+            </a:graphic>
+          </wp:inline>
+        </w:drawing>
+      </w:r>
+    </w:p>
+    <w:p>
+      <w:pPr>
+        <w:jc w:val="left"/>
+      </w:pPr>
+      <w:r>
+        <w:rPr>
+          <w:i/>
+          <w:color w:val="4A5361"/>
+          <w:sz w:val="17"/>
+        </w:rPr>
+        <w:t>Figure 7. Why the alignment cannot be read directly. Left, the discovery cohort: the null produced by shuffling site labels at fixed group sizes is centred well above zero, because both shifts are measured from the same primary tumour centroid. The observed value lies inside that null, and two halves of the lymph node group agree with each other no better than the two sites agree. Right, the replication cohort, where every pairing falls below its null.</w:t>
+      </w:r>
+    </w:p>
+    <w:p/>
+    <w:p>
+      <w:pPr>
+        <w:pStyle w:val="Heading3"/>
+      </w:pPr>
+      <w:r>
+        <w:rPr>
+          <w:rFonts w:ascii="Calibri" w:hAnsi="Calibri"/>
+          <w:color w:val="12161D"/>
+        </w:rPr>
+        <w:t>4.2.1 Spatial organisation of the immune difference</w:t>
+      </w:r>
+    </w:p>
+    <w:p>
+      <w:pPr>
+        <w:spacing w:after="160"/>
+      </w:pPr>
+      <w:r>
+        <w:rPr>
+          <w:b w:val="0"/>
+          <w:i w:val="0"/>
+          <w:sz w:val="21"/>
+        </w:rPr>
+        <w:t>The analysis above treats each section as a single pseudobulk measurement, which establishes that the B cell difference exists but says nothing about how those cells are arranged. The distinction matters: a diffuse increase in B cell content and a set of organised lymphoid aggregates are different biology, and only the second would be invisible to bulk sequencing of the same deposits.</w:t>
+      </w:r>
+    </w:p>
+    <w:p>
+      <w:pPr>
+        <w:spacing w:before="80" w:after="200"/>
+        <w:ind w:left="432"/>
+      </w:pPr>
+      <w:r>
+        <w:rPr>
+          <w:i/>
+          <w:color w:val="4A5361"/>
+          <w:sz w:val="20"/>
+        </w:rPr>
+        <w:t>Awaiting. Moran's I of the B cell fraction over the Visium hexagonal neighbourhood, with a permutation p value, and a hot spot analysis of contiguous high B cell runs, compared between liver and lymph node deposits at patient level. The method is specified and the code to compute Moran's I already exists in this project; the analysis has not yet been run. Its outcome does not affect any result reported here, but it is the natural next question and will be added before submission.</w:t>
+      </w:r>
+    </w:p>
     <w:p>
       <w:r>
         <w:br w:type="page"/>
@@ -2690,7 +2943,7 @@
         <w:drawing>
           <wp:inline xmlns:a="http://schemas.openxmlformats.org/drawingml/2006/main" xmlns:pic="http://schemas.openxmlformats.org/drawingml/2006/picture">
             <wp:extent cx="6035040" cy="1782600"/>
-            <wp:docPr id="5" name="Picture 5"/>
+            <wp:docPr id="8" name="Picture 8"/>
             <wp:cNvGraphicFramePr>
               <a:graphicFrameLocks noChangeAspect="1"/>
             </wp:cNvGraphicFramePr>
@@ -2702,7 +2955,7 @@
                     <pic:cNvPicPr/>
                   </pic:nvPicPr>
                   <pic:blipFill>
-                    <a:blip r:embed="rId13"/>
+                    <a:blip r:embed="rId16"/>
                     <a:stretch>
                       <a:fillRect/>
                     </a:stretch>
@@ -2731,7 +2984,7 @@
           <w:color w:val="4A5361"/>
           <w:sz w:val="17"/>
         </w:rPr>
-        <w:t>Figure 5. Left, alignment between destinations in both cohorts. Right, every feature with its shift at each of the three destinations; immune features spread widest and in opposite directions.</w:t>
+        <w:t>Figure 8. Left, alignment between destinations in both cohorts. Right, every feature with its shift at each of the three destinations; immune features spread widest and in opposite directions.</w:t>
       </w:r>
     </w:p>
     <w:p/>
@@ -2997,7 +3250,7 @@
         <w:drawing>
           <wp:inline xmlns:a="http://schemas.openxmlformats.org/drawingml/2006/main" xmlns:pic="http://schemas.openxmlformats.org/drawingml/2006/picture">
             <wp:extent cx="6035040" cy="1347647"/>
-            <wp:docPr id="6" name="Picture 6"/>
+            <wp:docPr id="9" name="Picture 9"/>
             <wp:cNvGraphicFramePr>
               <a:graphicFrameLocks noChangeAspect="1"/>
             </wp:cNvGraphicFramePr>
@@ -3009,7 +3262,7 @@
                     <pic:cNvPicPr/>
                   </pic:nvPicPr>
                   <pic:blipFill>
-                    <a:blip r:embed="rId14"/>
+                    <a:blip r:embed="rId17"/>
                     <a:stretch>
                       <a:fillRect/>
                     </a:stretch>
@@ -3038,7 +3291,7 @@
           <w:color w:val="4A5361"/>
           <w:sz w:val="17"/>
         </w:rPr>
-        <w:t>Figure 6. Left, the three conditions. Right, every training and testing organ pair, with the same organ diagonal in bold. Brain barely receives transfer from any other organ.</w:t>
+        <w:t>Figure 9. Left, the three conditions. Right, every training and testing organ pair, with the same organ diagonal in bold. Brain barely receives transfer from any other organ.</w:t>
       </w:r>
     </w:p>
     <w:p/>
@@ -3107,7 +3360,7 @@
         <w:drawing>
           <wp:inline xmlns:a="http://schemas.openxmlformats.org/drawingml/2006/main" xmlns:pic="http://schemas.openxmlformats.org/drawingml/2006/picture">
             <wp:extent cx="6035040" cy="4521209"/>
-            <wp:docPr id="7" name="Picture 7"/>
+            <wp:docPr id="10" name="Picture 10"/>
             <wp:cNvGraphicFramePr>
               <a:graphicFrameLocks noChangeAspect="1"/>
             </wp:cNvGraphicFramePr>
@@ -3119,7 +3372,7 @@
                     <pic:cNvPicPr/>
                   </pic:nvPicPr>
                   <pic:blipFill>
-                    <a:blip r:embed="rId15"/>
+                    <a:blip r:embed="rId18"/>
                     <a:stretch>
                       <a:fillRect/>
                     </a:stretch>
@@ -3148,7 +3401,7 @@
           <w:color w:val="4A5361"/>
           <w:sz w:val="17"/>
         </w:rPr>
-        <w:t>Figure 7. Inference on a held out section. (a) Four real tiles ordered by measured COL1A2, each with the measured and predicted value. (b) The section mapped twice, by measured expression and by expression predicted from image alone. (c) Predicted against measured, one point per spot.</w:t>
+        <w:t>Figure 10. Inference on a held out section. (a) Four real tiles ordered by measured COL1A2, each with the measured and predicted value. (b) The section mapped twice, by measured expression and by expression predicted from image alone. (c) Predicted against measured, one point per spot.</w:t>
       </w:r>
     </w:p>
     <w:p/>
@@ -3160,7 +3413,7 @@
         <w:drawing>
           <wp:inline xmlns:a="http://schemas.openxmlformats.org/drawingml/2006/main" xmlns:pic="http://schemas.openxmlformats.org/drawingml/2006/picture">
             <wp:extent cx="5120640" cy="3509483"/>
-            <wp:docPr id="8" name="Picture 8"/>
+            <wp:docPr id="11" name="Picture 11"/>
             <wp:cNvGraphicFramePr>
               <a:graphicFrameLocks noChangeAspect="1"/>
             </wp:cNvGraphicFramePr>
@@ -3172,7 +3425,7 @@
                     <pic:cNvPicPr/>
                   </pic:nvPicPr>
                   <pic:blipFill>
-                    <a:blip r:embed="rId16"/>
+                    <a:blip r:embed="rId19"/>
                     <a:stretch>
                       <a:fillRect/>
                     </a:stretch>
@@ -3201,7 +3454,7 @@
           <w:color w:val="4A5361"/>
           <w:sz w:val="17"/>
         </w:rPr>
-        <w:t>Figure 8. Not all genes are equally predictable. Genes tied to visible tissue structure are recovered well, while others are close to zero.</w:t>
+        <w:t>Figure 11. Not all genes are equally predictable. Genes tied to visible tissue structure are recovered well, while others are close to zero.</w:t>
       </w:r>
     </w:p>
     <w:p/>
@@ -3606,6 +3859,33 @@
       </w:r>
     </w:p>
     <w:p>
+      <w:pPr>
+        <w:spacing w:after="160"/>
+      </w:pPr>
+      <w:r>
+        <w:rPr>
+          <w:b w:val="0"/>
+          <w:i w:val="0"/>
+          <w:sz w:val="21"/>
+        </w:rPr>
+        <w:t>Three model families were tried against these targets: a tri-modal contrastive bridge trained with InfoNCE across four histology foundation models, direct ridge regression on frozen foundation model features, and a multimodal teacher distilled into a morphology only student. The bridge never beat the frozen features it was built on. A full account of the three, under a common evaluation protocol with patient grouped folds and an abundance ceiling, is the subject of a companion methods paper and is not repeated here.</w:t>
+      </w:r>
+    </w:p>
+    <w:p>
+      <w:pPr>
+        <w:spacing w:before="80" w:after="200"/>
+        <w:ind w:left="432"/>
+      </w:pPr>
+      <w:r>
+        <w:rPr>
+          <w:i/>
+          <w:color w:val="4A5361"/>
+          <w:sz w:val="20"/>
+        </w:rPr>
+        <w:t>Awaiting. The distillation results are held back deliberately. The pipeline as first written cross validates over spots rather than patients, so its accuracy figures are not generalisation estimates and are not quoted anywhere in this report. They are being recomputed with patient grouped folds for the companion paper.</w:t>
+      </w:r>
+    </w:p>
+    <w:p>
       <w:r>
         <w:br w:type="page"/>
       </w:r>
@@ -3958,7 +4238,165 @@
           <w:rFonts w:ascii="Calibri" w:hAnsi="Calibri"/>
           <w:color w:val="1F4E8C"/>
         </w:rPr>
-        <w:t>11. Data and code</w:t>
+        <w:t>11. References</w:t>
+      </w:r>
+    </w:p>
+    <w:p>
+      <w:pPr>
+        <w:spacing w:before="80" w:after="200"/>
+        <w:ind w:left="432"/>
+      </w:pPr>
+      <w:r>
+        <w:rPr>
+          <w:i/>
+          <w:color w:val="4A5361"/>
+          <w:sz w:val="20"/>
+        </w:rPr>
+        <w:t>Volume and page numbers should be checked against a reference manager before submission. The identifiers below are the reliable part of each entry.</w:t>
+      </w:r>
+    </w:p>
+    <w:p>
+      <w:pPr>
+        <w:pStyle w:val="ListNumber"/>
+        <w:spacing w:after="60"/>
+      </w:pPr>
+      <w:r>
+        <w:rPr>
+          <w:sz w:val="20"/>
+        </w:rPr>
+        <w:t>Khaliq AM, Rajamohan M, Saeed O, et al. Spatial transcriptomic analysis of primary and metastatic pancreatic cancers highlights tumor microenvironmental heterogeneity. Nature Genetics, 2024. PMID 39294496. Discovery cohort, GSE272362.</w:t>
+      </w:r>
+    </w:p>
+    <w:p>
+      <w:pPr>
+        <w:pStyle w:val="ListNumber"/>
+        <w:spacing w:after="60"/>
+      </w:pPr>
+      <w:r>
+        <w:rPr>
+          <w:sz w:val="20"/>
+        </w:rPr>
+        <w:t>Maitra A, et al. Spatial profiling of treatment naive pancreatic cancer and matched metastases, 2025. PMID 40269162. Replication cohort, GSE274557.</w:t>
+      </w:r>
+    </w:p>
+    <w:p>
+      <w:pPr>
+        <w:pStyle w:val="ListNumber"/>
+        <w:spacing w:after="60"/>
+      </w:pPr>
+      <w:r>
+        <w:rPr>
+          <w:sz w:val="20"/>
+        </w:rPr>
+        <w:t>Jaume G, Doucet P, Song AH, et al. HEST-1k: a dataset for spatial transcriptomics and histology image analysis. Advances in Neural Information Processing Systems, Datasets and Benchmarks Track, 2024. Generalisation cohort.</w:t>
+      </w:r>
+    </w:p>
+    <w:p>
+      <w:pPr>
+        <w:pStyle w:val="ListNumber"/>
+        <w:spacing w:after="60"/>
+      </w:pPr>
+      <w:r>
+        <w:rPr>
+          <w:sz w:val="20"/>
+        </w:rPr>
+        <w:t>Chen RJ, Ding T, Lu MY, et al. Towards a general purpose foundation model for computational pathology. Nature Medicine, 2024. The UNI and UNI2-h morphology encoder.</w:t>
+      </w:r>
+    </w:p>
+    <w:p>
+      <w:pPr>
+        <w:pStyle w:val="ListNumber"/>
+        <w:spacing w:after="60"/>
+      </w:pPr>
+      <w:r>
+        <w:rPr>
+          <w:sz w:val="20"/>
+        </w:rPr>
+        <w:t>Lu MY, Chen B, Williamson DFK, et al. A visual language foundation model for computational pathology. Nature Medicine, 2024. CONCH, used in the model comparison of section 6.</w:t>
+      </w:r>
+    </w:p>
+    <w:p>
+      <w:pPr>
+        <w:pStyle w:val="ListNumber"/>
+        <w:spacing w:after="60"/>
+      </w:pPr>
+      <w:r>
+        <w:rPr>
+          <w:sz w:val="20"/>
+        </w:rPr>
+        <w:t>Cable DM, Murray E, Zou LS, et al. Robust decomposition of cell type mixtures in spatial transcriptomics. Nature Biotechnology, 2022. RCTD, the deconvolution used throughout.</w:t>
+      </w:r>
+    </w:p>
+    <w:p>
+      <w:pPr>
+        <w:pStyle w:val="ListNumber"/>
+        <w:spacing w:after="60"/>
+      </w:pPr>
+      <w:r>
+        <w:rPr>
+          <w:sz w:val="20"/>
+        </w:rPr>
+        <w:t>Lopez R, Regier J, Cole MB, Jordan MI, Yosef N. Deep generative modeling for single cell transcriptomics. Nature Methods, 2018. scVI, the gene expression latent space.</w:t>
+      </w:r>
+    </w:p>
+    <w:p>
+      <w:pPr>
+        <w:pStyle w:val="ListNumber"/>
+        <w:spacing w:after="60"/>
+      </w:pPr>
+      <w:r>
+        <w:rPr>
+          <w:sz w:val="20"/>
+        </w:rPr>
+        <w:t>Bagaev A, Kotlov N, Nomie K, et al. Conquering the tumor microenvironment: 29 functional gene expression signatures. Cancer Cell, 2021. The signature panel scored per spot.</w:t>
+      </w:r>
+    </w:p>
+    <w:p>
+      <w:pPr>
+        <w:pStyle w:val="ListNumber"/>
+        <w:spacing w:after="60"/>
+      </w:pPr>
+      <w:r>
+        <w:rPr>
+          <w:sz w:val="20"/>
+        </w:rPr>
+        <w:t>Benjamini Y, Hochberg Y. Controlling the false discovery rate: a practical and powerful approach to multiple testing. Journal of the Royal Statistical Society Series B, 1995.</w:t>
+      </w:r>
+    </w:p>
+    <w:p>
+      <w:pPr>
+        <w:pStyle w:val="ListNumber"/>
+        <w:spacing w:after="60"/>
+      </w:pPr>
+      <w:r>
+        <w:rPr>
+          <w:sz w:val="20"/>
+        </w:rPr>
+        <w:t>Moran PAP. Notes on continuous stochastic phenomena. Biometrika, 1950. The spatial autocorrelation statistic used in section 4.2.1.</w:t>
+      </w:r>
+    </w:p>
+    <w:p>
+      <w:pPr>
+        <w:pStyle w:val="ListNumber"/>
+        <w:spacing w:after="60"/>
+      </w:pPr>
+      <w:r>
+        <w:rPr>
+          <w:sz w:val="20"/>
+        </w:rPr>
+        <w:t>Hinton G, Vinyals O, Dean J. Distilling the knowledge in a neural network. arXiv:1503.02531, 2015. The distillation approach referenced in section 6.</w:t>
+      </w:r>
+    </w:p>
+    <w:p>
+      <w:pPr>
+        <w:pStyle w:val="Heading1"/>
+      </w:pPr>
+      <w:r>
+        <w:rPr>
+          <w:rFonts w:ascii="Calibri" w:hAnsi="Calibri"/>
+          <w:color w:val="1F4E8C"/>
+        </w:rPr>
+        <w:t>12. Data and code</w:t>
       </w:r>
     </w:p>
     <w:p>
